--- a/capitulo3/3_FUNDAMENTOS_TEORICOS.docx
+++ b/capitulo3/3_FUNDAMENTOS_TEORICOS.docx
@@ -434,10 +434,14 @@
     <w:p>
       <w:pPr>
         <w:pStyle w:val="Heading1"/>
-        <w:pageBreakBefore w:val="0"/>
+        <w:pageBreakBefore/>
+        <w:ind w:firstLine="0"/>
+        <w:jc w:val="center"/>
       </w:pPr>
       <w:r>
-        <w:rPr/>
+        <w:rPr>
+          <w:b/>
+        </w:rPr>
         <w:t xml:space="preserve">REFERÊNCIAS</w:t>
       </w:r>
     </w:p>
